--- a/public/tours/international/asia/itineraries/5 Days Phu Quoc Tropical Getaway.docx
+++ b/public/tours/international/asia/itineraries/5 Days Phu Quoc Tropical Getaway.docx
@@ -1,6 +1,6 @@
 
 <file path=word/document.xml><?xml version="1.0" encoding="utf-8"?>
-<w:document xmlns:wpc="http://schemas.microsoft.com/office/word/2010/wordprocessingCanvas" xmlns:mc="http://schemas.openxmlformats.org/markup-compatibility/2006" xmlns:o="urn:schemas-microsoft-com:office:office" xmlns:r="http://schemas.openxmlformats.org/officeDocument/2006/relationships" xmlns:m="http://schemas.openxmlformats.org/officeDocument/2006/math" xmlns:v="urn:schemas-microsoft-com:vml" xmlns:wp14="http://schemas.microsoft.com/office/word/2010/wordprocessingDrawing" xmlns:wp="http://schemas.openxmlformats.org/drawingml/2006/wordprocessingDrawing" xmlns:w10="urn:schemas-microsoft-com:office:word" xmlns:w="http://schemas.openxmlformats.org/wordprocessingml/2006/main" xmlns:w14="http://schemas.microsoft.com/office/word/2010/wordml" xmlns:w15="http://schemas.microsoft.com/office/word/2012/wordml" xmlns:wpg="http://schemas.microsoft.com/office/word/2010/wordprocessingGroup" xmlns:wpi="http://schemas.microsoft.com/office/word/2010/wordprocessingInk" xmlns:wne="http://schemas.microsoft.com/office/word/2006/wordml" xmlns:wps="http://schemas.microsoft.com/office/word/2010/wordprocessingShape" mc:Ignorable="w14 w15 wp14">
+<w:document xmlns:wpc="http://schemas.microsoft.com/office/word/2010/wordprocessingCanvas" xmlns:cx="http://schemas.microsoft.com/office/drawing/2014/chartex" xmlns:cx1="http://schemas.microsoft.com/office/drawing/2015/9/8/chartex" xmlns:cx2="http://schemas.microsoft.com/office/drawing/2015/10/21/chartex" xmlns:cx3="http://schemas.microsoft.com/office/drawing/2016/5/9/chartex" xmlns:cx4="http://schemas.microsoft.com/office/drawing/2016/5/10/chartex" xmlns:cx5="http://schemas.microsoft.com/office/drawing/2016/5/11/chartex" xmlns:cx6="http://schemas.microsoft.com/office/drawing/2016/5/12/chartex" xmlns:cx7="http://schemas.microsoft.com/office/drawing/2016/5/13/chartex" xmlns:cx8="http://schemas.microsoft.com/office/drawing/2016/5/14/chartex" xmlns:mc="http://schemas.openxmlformats.org/markup-compatibility/2006" xmlns:aink="http://schemas.microsoft.com/office/drawing/2016/ink" xmlns:am3d="http://schemas.microsoft.com/office/drawing/2017/model3d" xmlns:o="urn:schemas-microsoft-com:office:office" xmlns:r="http://schemas.openxmlformats.org/officeDocument/2006/relationships" xmlns:m="http://schemas.openxmlformats.org/officeDocument/2006/math" xmlns:v="urn:schemas-microsoft-com:vml" xmlns:wp14="http://schemas.microsoft.com/office/word/2010/wordprocessingDrawing" xmlns:wp="http://schemas.openxmlformats.org/drawingml/2006/wordprocessingDrawing" xmlns:w10="urn:schemas-microsoft-com:office:word" xmlns:w="http://schemas.openxmlformats.org/wordprocessingml/2006/main" xmlns:w14="http://schemas.microsoft.com/office/word/2010/wordml" xmlns:w15="http://schemas.microsoft.com/office/word/2012/wordml" xmlns:w16cid="http://schemas.microsoft.com/office/word/2016/wordml/cid" xmlns:w16se="http://schemas.microsoft.com/office/word/2015/wordml/symex" xmlns:wpg="http://schemas.microsoft.com/office/word/2010/wordprocessingGroup" xmlns:wpi="http://schemas.microsoft.com/office/word/2010/wordprocessingInk" xmlns:wne="http://schemas.microsoft.com/office/word/2006/wordml" xmlns:wps="http://schemas.microsoft.com/office/word/2010/wordprocessingShape" mc:Ignorable="w14 w15 w16se w16cid wp14">
   <w:body>
     <w:p>
       <w:pPr>
@@ -10,7 +10,6 @@
           <w:bCs/>
         </w:rPr>
       </w:pPr>
-      <w:bookmarkStart w:id="0" w:name="_GoBack"/>
       <w:r>
         <w:rPr>
           <w:rFonts w:ascii="Arial" w:hAnsi="Arial" w:cs="Arial"/>
@@ -38,29 +37,8 @@
           <w:bCs/>
           <w:sz w:val="24"/>
         </w:rPr>
-        <w:t xml:space="preserve"> </w:t>
-      </w:r>
-      <w:proofErr w:type="spellStart"/>
-      <w:r>
-        <w:rPr>
-          <w:rFonts w:ascii="Arial" w:hAnsi="Arial" w:cs="Arial"/>
-          <w:b/>
-          <w:bCs/>
-          <w:sz w:val="24"/>
-        </w:rPr>
-        <w:t>Quoc</w:t>
-      </w:r>
-      <w:proofErr w:type="spellEnd"/>
-      <w:r>
-        <w:rPr>
-          <w:rFonts w:ascii="Arial" w:hAnsi="Arial" w:cs="Arial"/>
-          <w:b/>
-          <w:bCs/>
-          <w:sz w:val="24"/>
-        </w:rPr>
-        <w:t xml:space="preserve"> Tropical Getaway</w:t>
-      </w:r>
-      <w:bookmarkEnd w:id="0"/>
+        <w:t xml:space="preserve"> Quoc Tropical Getaway</w:t>
+      </w:r>
       <w:r>
         <w:rPr>
           <w:rFonts w:ascii="Arial" w:hAnsi="Arial" w:cs="Arial"/>
@@ -336,7 +314,7 @@
           <w:rFonts w:ascii="Arial" w:hAnsi="Arial" w:cs="Arial"/>
         </w:rPr>
         <w:pict w14:anchorId="71E446C2">
-          <v:rect id="_x0000_i1034" style="width:0;height:1.5pt" o:hralign="center" o:hrstd="t" o:hr="t" fillcolor="#a0a0a0" stroked="f"/>
+          <v:rect id="_x0000_i1028" style="width:0;height:1.5pt" o:hralign="center" o:hrstd="t" o:hr="t" fillcolor="#a0a0a0" stroked="f"/>
         </w:pict>
       </w:r>
     </w:p>
@@ -409,7 +387,7 @@
           <w:rFonts w:ascii="Arial" w:hAnsi="Arial" w:cs="Arial"/>
         </w:rPr>
         <w:pict w14:anchorId="5FEC2D31">
-          <v:rect id="_x0000_i1028" style="width:0;height:1.5pt" o:hralign="center" o:hrstd="t" o:hr="t" fillcolor="#a0a0a0" stroked="f"/>
+          <v:rect id="_x0000_i1029" style="width:0;height:1.5pt" o:hralign="center" o:hrstd="t" o:hr="t" fillcolor="#a0a0a0" stroked="f"/>
         </w:pict>
       </w:r>
       <w:r>
@@ -458,7 +436,7 @@
           <w:rFonts w:ascii="Arial" w:hAnsi="Arial" w:cs="Arial"/>
         </w:rPr>
         <w:pict w14:anchorId="028E9D4D">
-          <v:rect id="_x0000_i1029" style="width:0;height:1.5pt" o:hralign="center" o:hrstd="t" o:hr="t" fillcolor="#a0a0a0" stroked="f"/>
+          <v:rect id="_x0000_i1030" style="width:0;height:1.5pt" o:hralign="center" o:hrstd="t" o:hr="t" fillcolor="#a0a0a0" stroked="f"/>
         </w:pict>
       </w:r>
       <w:r>
@@ -507,7 +485,7 @@
           <w:rFonts w:ascii="Arial" w:hAnsi="Arial" w:cs="Arial"/>
         </w:rPr>
         <w:pict w14:anchorId="3435470D">
-          <v:rect id="_x0000_i1030" style="width:0;height:1.5pt" o:hralign="center" o:hrstd="t" o:hr="t" fillcolor="#a0a0a0" stroked="f"/>
+          <v:rect id="_x0000_i1031" style="width:0;height:1.5pt" o:hralign="center" o:hrstd="t" o:hr="t" fillcolor="#a0a0a0" stroked="f"/>
         </w:pict>
       </w:r>
       <w:r>
@@ -556,7 +534,7 @@
           <w:rFonts w:ascii="Arial" w:hAnsi="Arial" w:cs="Arial"/>
         </w:rPr>
         <w:pict w14:anchorId="7AF37A6A">
-          <v:rect id="_x0000_i1031" style="width:0;height:1.5pt" o:hralign="center" o:hrstd="t" o:hr="t" fillcolor="#a0a0a0" stroked="f"/>
+          <v:rect id="_x0000_i1032" style="width:0;height:1.5pt" o:hralign="center" o:hrstd="t" o:hr="t" fillcolor="#a0a0a0" stroked="f"/>
         </w:pict>
       </w:r>
       <w:r>
@@ -605,7 +583,7 @@
           <w:rFonts w:ascii="Arial" w:hAnsi="Arial" w:cs="Arial"/>
         </w:rPr>
         <w:pict w14:anchorId="0CDF6DC5">
-          <v:rect id="_x0000_i1032" style="width:0;height:1.5pt" o:hralign="center" o:hrstd="t" o:hr="t" fillcolor="#a0a0a0" stroked="f"/>
+          <v:rect id="_x0000_i1033" style="width:0;height:1.5pt" o:hralign="center" o:hrstd="t" o:hr="t" fillcolor="#a0a0a0" stroked="f"/>
         </w:pict>
       </w:r>
     </w:p>
@@ -637,6 +615,7 @@
           <w:rFonts w:ascii="Arial" w:hAnsi="Arial" w:cs="Arial"/>
         </w:rPr>
       </w:pPr>
+      <w:bookmarkStart w:id="0" w:name="_GoBack"/>
       <w:r>
         <w:rPr>
           <w:rFonts w:ascii="Arial" w:hAnsi="Arial" w:cs="Arial"/>
@@ -647,7 +626,6 @@
       <w:r>
         <w:rPr>
           <w:rFonts w:ascii="Arial" w:hAnsi="Arial" w:cs="Arial"/>
-          <w:b/>
           <w:bCs/>
         </w:rPr>
         <w:t xml:space="preserve"> 04 Adults (Double Sharing)</w:t>
@@ -679,7 +657,6 @@
       <w:r>
         <w:rPr>
           <w:rFonts w:ascii="Arial" w:hAnsi="Arial" w:cs="Arial"/>
-          <w:b/>
           <w:bCs/>
         </w:rPr>
         <w:t>hotel category (3</w:t>
@@ -687,7 +664,6 @@
       <w:r>
         <w:rPr>
           <w:rFonts w:ascii="Segoe UI Symbol" w:hAnsi="Segoe UI Symbol" w:cs="Segoe UI Symbol"/>
-          <w:b/>
           <w:bCs/>
         </w:rPr>
         <w:t>★</w:t>
@@ -695,7 +671,6 @@
       <w:r>
         <w:rPr>
           <w:rFonts w:ascii="Arial" w:hAnsi="Arial" w:cs="Arial"/>
-          <w:b/>
           <w:bCs/>
         </w:rPr>
         <w:t xml:space="preserve"> / 4</w:t>
@@ -703,7 +678,6 @@
       <w:r>
         <w:rPr>
           <w:rFonts w:ascii="Segoe UI Symbol" w:hAnsi="Segoe UI Symbol" w:cs="Segoe UI Symbol"/>
-          <w:b/>
           <w:bCs/>
         </w:rPr>
         <w:t>★</w:t>
@@ -711,7 +685,6 @@
       <w:r>
         <w:rPr>
           <w:rFonts w:ascii="Arial" w:hAnsi="Arial" w:cs="Arial"/>
-          <w:b/>
           <w:bCs/>
         </w:rPr>
         <w:t xml:space="preserve"> / Deluxe)</w:t>
@@ -743,7 +716,6 @@
       <w:r>
         <w:rPr>
           <w:rFonts w:ascii="Arial" w:hAnsi="Arial" w:cs="Arial"/>
-          <w:b/>
           <w:bCs/>
         </w:rPr>
         <w:t>stay, transfers, sightseeing, cable car, island tour &amp; entry tickets</w:t>
@@ -755,6 +727,7 @@
         <w:t xml:space="preserve"> </w:t>
       </w:r>
     </w:p>
+    <w:bookmarkEnd w:id="0"/>
     <w:p>
       <w:pPr>
         <w:rPr>
@@ -766,7 +739,7 @@
           <w:rFonts w:ascii="Arial" w:hAnsi="Arial" w:cs="Arial"/>
         </w:rPr>
         <w:pict w14:anchorId="7282CEF8">
-          <v:rect id="_x0000_i1033" style="width:0;height:1.5pt" o:hralign="center" o:hrstd="t" o:hr="t" fillcolor="#a0a0a0" stroked="f"/>
+          <v:rect id="_x0000_i1034" style="width:0;height:1.5pt" o:hralign="center" o:hrstd="t" o:hr="t" fillcolor="#a0a0a0" stroked="f"/>
         </w:pict>
       </w:r>
       <w:r>
@@ -1105,7 +1078,7 @@
 </file>
 
 <file path=word/endnotes.xml><?xml version="1.0" encoding="utf-8"?>
-<w:endnotes xmlns:wpc="http://schemas.microsoft.com/office/word/2010/wordprocessingCanvas" xmlns:mc="http://schemas.openxmlformats.org/markup-compatibility/2006" xmlns:o="urn:schemas-microsoft-com:office:office" xmlns:r="http://schemas.openxmlformats.org/officeDocument/2006/relationships" xmlns:m="http://schemas.openxmlformats.org/officeDocument/2006/math" xmlns:v="urn:schemas-microsoft-com:vml" xmlns:wp14="http://schemas.microsoft.com/office/word/2010/wordprocessingDrawing" xmlns:wp="http://schemas.openxmlformats.org/drawingml/2006/wordprocessingDrawing" xmlns:w10="urn:schemas-microsoft-com:office:word" xmlns:w="http://schemas.openxmlformats.org/wordprocessingml/2006/main" xmlns:w14="http://schemas.microsoft.com/office/word/2010/wordml" xmlns:w15="http://schemas.microsoft.com/office/word/2012/wordml" xmlns:wpg="http://schemas.microsoft.com/office/word/2010/wordprocessingGroup" xmlns:wpi="http://schemas.microsoft.com/office/word/2010/wordprocessingInk" xmlns:wne="http://schemas.microsoft.com/office/word/2006/wordml" xmlns:wps="http://schemas.microsoft.com/office/word/2010/wordprocessingShape" mc:Ignorable="w14 w15 wp14">
+<w:endnotes xmlns:wpc="http://schemas.microsoft.com/office/word/2010/wordprocessingCanvas" xmlns:cx="http://schemas.microsoft.com/office/drawing/2014/chartex" xmlns:cx1="http://schemas.microsoft.com/office/drawing/2015/9/8/chartex" xmlns:cx2="http://schemas.microsoft.com/office/drawing/2015/10/21/chartex" xmlns:cx3="http://schemas.microsoft.com/office/drawing/2016/5/9/chartex" xmlns:cx4="http://schemas.microsoft.com/office/drawing/2016/5/10/chartex" xmlns:cx5="http://schemas.microsoft.com/office/drawing/2016/5/11/chartex" xmlns:cx6="http://schemas.microsoft.com/office/drawing/2016/5/12/chartex" xmlns:cx7="http://schemas.microsoft.com/office/drawing/2016/5/13/chartex" xmlns:cx8="http://schemas.microsoft.com/office/drawing/2016/5/14/chartex" xmlns:mc="http://schemas.openxmlformats.org/markup-compatibility/2006" xmlns:aink="http://schemas.microsoft.com/office/drawing/2016/ink" xmlns:am3d="http://schemas.microsoft.com/office/drawing/2017/model3d" xmlns:o="urn:schemas-microsoft-com:office:office" xmlns:r="http://schemas.openxmlformats.org/officeDocument/2006/relationships" xmlns:m="http://schemas.openxmlformats.org/officeDocument/2006/math" xmlns:v="urn:schemas-microsoft-com:vml" xmlns:wp14="http://schemas.microsoft.com/office/word/2010/wordprocessingDrawing" xmlns:wp="http://schemas.openxmlformats.org/drawingml/2006/wordprocessingDrawing" xmlns:w10="urn:schemas-microsoft-com:office:word" xmlns:w="http://schemas.openxmlformats.org/wordprocessingml/2006/main" xmlns:w14="http://schemas.microsoft.com/office/word/2010/wordml" xmlns:w15="http://schemas.microsoft.com/office/word/2012/wordml" xmlns:w16cid="http://schemas.microsoft.com/office/word/2016/wordml/cid" xmlns:w16se="http://schemas.microsoft.com/office/word/2015/wordml/symex" xmlns:wpg="http://schemas.microsoft.com/office/word/2010/wordprocessingGroup" xmlns:wpi="http://schemas.microsoft.com/office/word/2010/wordprocessingInk" xmlns:wne="http://schemas.microsoft.com/office/word/2006/wordml" xmlns:wps="http://schemas.microsoft.com/office/word/2010/wordprocessingShape" mc:Ignorable="w14 w15 w16se w16cid wp14">
   <w:endnote w:type="separator" w:id="-1">
     <w:p>
       <w:pPr>
@@ -1130,7 +1103,7 @@
 </file>
 
 <file path=word/footer1.xml><?xml version="1.0" encoding="utf-8"?>
-<w:ftr xmlns:wpc="http://schemas.microsoft.com/office/word/2010/wordprocessingCanvas" xmlns:mc="http://schemas.openxmlformats.org/markup-compatibility/2006" xmlns:o="urn:schemas-microsoft-com:office:office" xmlns:r="http://schemas.openxmlformats.org/officeDocument/2006/relationships" xmlns:m="http://schemas.openxmlformats.org/officeDocument/2006/math" xmlns:v="urn:schemas-microsoft-com:vml" xmlns:wp14="http://schemas.microsoft.com/office/word/2010/wordprocessingDrawing" xmlns:wp="http://schemas.openxmlformats.org/drawingml/2006/wordprocessingDrawing" xmlns:w10="urn:schemas-microsoft-com:office:word" xmlns:w="http://schemas.openxmlformats.org/wordprocessingml/2006/main" xmlns:w14="http://schemas.microsoft.com/office/word/2010/wordml" xmlns:w15="http://schemas.microsoft.com/office/word/2012/wordml" xmlns:wpg="http://schemas.microsoft.com/office/word/2010/wordprocessingGroup" xmlns:wpi="http://schemas.microsoft.com/office/word/2010/wordprocessingInk" xmlns:wne="http://schemas.microsoft.com/office/word/2006/wordml" xmlns:wps="http://schemas.microsoft.com/office/word/2010/wordprocessingShape" mc:Ignorable="w14 w15 wp14">
+<w:ftr xmlns:wpc="http://schemas.microsoft.com/office/word/2010/wordprocessingCanvas" xmlns:cx="http://schemas.microsoft.com/office/drawing/2014/chartex" xmlns:cx1="http://schemas.microsoft.com/office/drawing/2015/9/8/chartex" xmlns:cx2="http://schemas.microsoft.com/office/drawing/2015/10/21/chartex" xmlns:cx3="http://schemas.microsoft.com/office/drawing/2016/5/9/chartex" xmlns:cx4="http://schemas.microsoft.com/office/drawing/2016/5/10/chartex" xmlns:cx5="http://schemas.microsoft.com/office/drawing/2016/5/11/chartex" xmlns:cx6="http://schemas.microsoft.com/office/drawing/2016/5/12/chartex" xmlns:cx7="http://schemas.microsoft.com/office/drawing/2016/5/13/chartex" xmlns:cx8="http://schemas.microsoft.com/office/drawing/2016/5/14/chartex" xmlns:mc="http://schemas.openxmlformats.org/markup-compatibility/2006" xmlns:aink="http://schemas.microsoft.com/office/drawing/2016/ink" xmlns:am3d="http://schemas.microsoft.com/office/drawing/2017/model3d" xmlns:o="urn:schemas-microsoft-com:office:office" xmlns:r="http://schemas.openxmlformats.org/officeDocument/2006/relationships" xmlns:m="http://schemas.openxmlformats.org/officeDocument/2006/math" xmlns:v="urn:schemas-microsoft-com:vml" xmlns:wp14="http://schemas.microsoft.com/office/word/2010/wordprocessingDrawing" xmlns:wp="http://schemas.openxmlformats.org/drawingml/2006/wordprocessingDrawing" xmlns:w10="urn:schemas-microsoft-com:office:word" xmlns:w="http://schemas.openxmlformats.org/wordprocessingml/2006/main" xmlns:w14="http://schemas.microsoft.com/office/word/2010/wordml" xmlns:w15="http://schemas.microsoft.com/office/word/2012/wordml" xmlns:w16cid="http://schemas.microsoft.com/office/word/2016/wordml/cid" xmlns:w16se="http://schemas.microsoft.com/office/word/2015/wordml/symex" xmlns:wpg="http://schemas.microsoft.com/office/word/2010/wordprocessingGroup" xmlns:wpi="http://schemas.microsoft.com/office/word/2010/wordprocessingInk" xmlns:wne="http://schemas.microsoft.com/office/word/2006/wordml" xmlns:wps="http://schemas.microsoft.com/office/word/2010/wordprocessingShape" mc:Ignorable="w14 w15 w16se w16cid wp14">
   <w:p>
     <w:pPr>
       <w:pStyle w:val="Footer"/>
@@ -1203,23 +1176,7 @@
         <w:i/>
         <w:sz w:val="20"/>
       </w:rPr>
-      <w:t xml:space="preserve">  </w:t>
-    </w:r>
-    <w:proofErr w:type="gramStart"/>
-    <w:r>
-      <w:rPr>
-        <w:i/>
-        <w:sz w:val="20"/>
-      </w:rPr>
-      <w:t>Mobile :</w:t>
-    </w:r>
-    <w:proofErr w:type="gramEnd"/>
-    <w:r>
-      <w:rPr>
-        <w:i/>
-        <w:sz w:val="20"/>
-      </w:rPr>
-      <w:t xml:space="preserve"> 9444175678 /</w:t>
+      <w:t xml:space="preserve">  Mobile : 9444175678 /</w:t>
     </w:r>
     <w:r>
       <w:rPr>
@@ -1240,7 +1197,7 @@
 </file>
 
 <file path=word/footnotes.xml><?xml version="1.0" encoding="utf-8"?>
-<w:footnotes xmlns:wpc="http://schemas.microsoft.com/office/word/2010/wordprocessingCanvas" xmlns:mc="http://schemas.openxmlformats.org/markup-compatibility/2006" xmlns:o="urn:schemas-microsoft-com:office:office" xmlns:r="http://schemas.openxmlformats.org/officeDocument/2006/relationships" xmlns:m="http://schemas.openxmlformats.org/officeDocument/2006/math" xmlns:v="urn:schemas-microsoft-com:vml" xmlns:wp14="http://schemas.microsoft.com/office/word/2010/wordprocessingDrawing" xmlns:wp="http://schemas.openxmlformats.org/drawingml/2006/wordprocessingDrawing" xmlns:w10="urn:schemas-microsoft-com:office:word" xmlns:w="http://schemas.openxmlformats.org/wordprocessingml/2006/main" xmlns:w14="http://schemas.microsoft.com/office/word/2010/wordml" xmlns:w15="http://schemas.microsoft.com/office/word/2012/wordml" xmlns:wpg="http://schemas.microsoft.com/office/word/2010/wordprocessingGroup" xmlns:wpi="http://schemas.microsoft.com/office/word/2010/wordprocessingInk" xmlns:wne="http://schemas.microsoft.com/office/word/2006/wordml" xmlns:wps="http://schemas.microsoft.com/office/word/2010/wordprocessingShape" mc:Ignorable="w14 w15 wp14">
+<w:footnotes xmlns:wpc="http://schemas.microsoft.com/office/word/2010/wordprocessingCanvas" xmlns:cx="http://schemas.microsoft.com/office/drawing/2014/chartex" xmlns:cx1="http://schemas.microsoft.com/office/drawing/2015/9/8/chartex" xmlns:cx2="http://schemas.microsoft.com/office/drawing/2015/10/21/chartex" xmlns:cx3="http://schemas.microsoft.com/office/drawing/2016/5/9/chartex" xmlns:cx4="http://schemas.microsoft.com/office/drawing/2016/5/10/chartex" xmlns:cx5="http://schemas.microsoft.com/office/drawing/2016/5/11/chartex" xmlns:cx6="http://schemas.microsoft.com/office/drawing/2016/5/12/chartex" xmlns:cx7="http://schemas.microsoft.com/office/drawing/2016/5/13/chartex" xmlns:cx8="http://schemas.microsoft.com/office/drawing/2016/5/14/chartex" xmlns:mc="http://schemas.openxmlformats.org/markup-compatibility/2006" xmlns:aink="http://schemas.microsoft.com/office/drawing/2016/ink" xmlns:am3d="http://schemas.microsoft.com/office/drawing/2017/model3d" xmlns:o="urn:schemas-microsoft-com:office:office" xmlns:r="http://schemas.openxmlformats.org/officeDocument/2006/relationships" xmlns:m="http://schemas.openxmlformats.org/officeDocument/2006/math" xmlns:v="urn:schemas-microsoft-com:vml" xmlns:wp14="http://schemas.microsoft.com/office/word/2010/wordprocessingDrawing" xmlns:wp="http://schemas.openxmlformats.org/drawingml/2006/wordprocessingDrawing" xmlns:w10="urn:schemas-microsoft-com:office:word" xmlns:w="http://schemas.openxmlformats.org/wordprocessingml/2006/main" xmlns:w14="http://schemas.microsoft.com/office/word/2010/wordml" xmlns:w15="http://schemas.microsoft.com/office/word/2012/wordml" xmlns:w16cid="http://schemas.microsoft.com/office/word/2016/wordml/cid" xmlns:w16se="http://schemas.microsoft.com/office/word/2015/wordml/symex" xmlns:wpg="http://schemas.microsoft.com/office/word/2010/wordprocessingGroup" xmlns:wpi="http://schemas.microsoft.com/office/word/2010/wordprocessingInk" xmlns:wne="http://schemas.microsoft.com/office/word/2006/wordml" xmlns:wps="http://schemas.microsoft.com/office/word/2010/wordprocessingShape" mc:Ignorable="w14 w15 w16se w16cid wp14">
   <w:footnote w:type="separator" w:id="-1">
     <w:p>
       <w:pPr>
@@ -1265,7 +1222,7 @@
 </file>
 
 <file path=word/header1.xml><?xml version="1.0" encoding="utf-8"?>
-<w:hdr xmlns:wpc="http://schemas.microsoft.com/office/word/2010/wordprocessingCanvas" xmlns:mc="http://schemas.openxmlformats.org/markup-compatibility/2006" xmlns:o="urn:schemas-microsoft-com:office:office" xmlns:r="http://schemas.openxmlformats.org/officeDocument/2006/relationships" xmlns:m="http://schemas.openxmlformats.org/officeDocument/2006/math" xmlns:v="urn:schemas-microsoft-com:vml" xmlns:wp14="http://schemas.microsoft.com/office/word/2010/wordprocessingDrawing" xmlns:wp="http://schemas.openxmlformats.org/drawingml/2006/wordprocessingDrawing" xmlns:w10="urn:schemas-microsoft-com:office:word" xmlns:w="http://schemas.openxmlformats.org/wordprocessingml/2006/main" xmlns:w14="http://schemas.microsoft.com/office/word/2010/wordml" xmlns:w15="http://schemas.microsoft.com/office/word/2012/wordml" xmlns:wpg="http://schemas.microsoft.com/office/word/2010/wordprocessingGroup" xmlns:wpi="http://schemas.microsoft.com/office/word/2010/wordprocessingInk" xmlns:wne="http://schemas.microsoft.com/office/word/2006/wordml" xmlns:wps="http://schemas.microsoft.com/office/word/2010/wordprocessingShape" mc:Ignorable="w14 w15 wp14">
+<w:hdr xmlns:wpc="http://schemas.microsoft.com/office/word/2010/wordprocessingCanvas" xmlns:cx="http://schemas.microsoft.com/office/drawing/2014/chartex" xmlns:cx1="http://schemas.microsoft.com/office/drawing/2015/9/8/chartex" xmlns:cx2="http://schemas.microsoft.com/office/drawing/2015/10/21/chartex" xmlns:cx3="http://schemas.microsoft.com/office/drawing/2016/5/9/chartex" xmlns:cx4="http://schemas.microsoft.com/office/drawing/2016/5/10/chartex" xmlns:cx5="http://schemas.microsoft.com/office/drawing/2016/5/11/chartex" xmlns:cx6="http://schemas.microsoft.com/office/drawing/2016/5/12/chartex" xmlns:cx7="http://schemas.microsoft.com/office/drawing/2016/5/13/chartex" xmlns:cx8="http://schemas.microsoft.com/office/drawing/2016/5/14/chartex" xmlns:mc="http://schemas.openxmlformats.org/markup-compatibility/2006" xmlns:aink="http://schemas.microsoft.com/office/drawing/2016/ink" xmlns:am3d="http://schemas.microsoft.com/office/drawing/2017/model3d" xmlns:o="urn:schemas-microsoft-com:office:office" xmlns:r="http://schemas.openxmlformats.org/officeDocument/2006/relationships" xmlns:m="http://schemas.openxmlformats.org/officeDocument/2006/math" xmlns:v="urn:schemas-microsoft-com:vml" xmlns:wp14="http://schemas.microsoft.com/office/word/2010/wordprocessingDrawing" xmlns:wp="http://schemas.openxmlformats.org/drawingml/2006/wordprocessingDrawing" xmlns:w10="urn:schemas-microsoft-com:office:word" xmlns:w="http://schemas.openxmlformats.org/wordprocessingml/2006/main" xmlns:w14="http://schemas.microsoft.com/office/word/2010/wordml" xmlns:w15="http://schemas.microsoft.com/office/word/2012/wordml" xmlns:w16cid="http://schemas.microsoft.com/office/word/2016/wordml/cid" xmlns:w16se="http://schemas.microsoft.com/office/word/2015/wordml/symex" xmlns:wpg="http://schemas.microsoft.com/office/word/2010/wordprocessingGroup" xmlns:wpi="http://schemas.microsoft.com/office/word/2010/wordprocessingInk" xmlns:wne="http://schemas.microsoft.com/office/word/2006/wordml" xmlns:wps="http://schemas.microsoft.com/office/word/2010/wordprocessingShape" mc:Ignorable="w14 w15 w16se w16cid wp14">
   <w:p>
     <w:pPr>
       <w:pStyle w:val="Header"/>
@@ -1364,8 +1321,8 @@
 </file>
 
 <file path=word/numbering.xml><?xml version="1.0" encoding="utf-8"?>
-<w:numbering xmlns:wpc="http://schemas.microsoft.com/office/word/2010/wordprocessingCanvas" xmlns:mc="http://schemas.openxmlformats.org/markup-compatibility/2006" xmlns:o="urn:schemas-microsoft-com:office:office" xmlns:r="http://schemas.openxmlformats.org/officeDocument/2006/relationships" xmlns:m="http://schemas.openxmlformats.org/officeDocument/2006/math" xmlns:v="urn:schemas-microsoft-com:vml" xmlns:wp14="http://schemas.microsoft.com/office/word/2010/wordprocessingDrawing" xmlns:wp="http://schemas.openxmlformats.org/drawingml/2006/wordprocessingDrawing" xmlns:w10="urn:schemas-microsoft-com:office:word" xmlns:w="http://schemas.openxmlformats.org/wordprocessingml/2006/main" xmlns:w14="http://schemas.microsoft.com/office/word/2010/wordml" xmlns:w15="http://schemas.microsoft.com/office/word/2012/wordml" xmlns:wpg="http://schemas.microsoft.com/office/word/2010/wordprocessingGroup" xmlns:wpi="http://schemas.microsoft.com/office/word/2010/wordprocessingInk" xmlns:wne="http://schemas.microsoft.com/office/word/2006/wordml" xmlns:wps="http://schemas.microsoft.com/office/word/2010/wordprocessingShape" mc:Ignorable="w14 w15 wp14">
-  <w:abstractNum w:abstractNumId="0">
+<w:numbering xmlns:wpc="http://schemas.microsoft.com/office/word/2010/wordprocessingCanvas" xmlns:cx="http://schemas.microsoft.com/office/drawing/2014/chartex" xmlns:cx1="http://schemas.microsoft.com/office/drawing/2015/9/8/chartex" xmlns:cx2="http://schemas.microsoft.com/office/drawing/2015/10/21/chartex" xmlns:cx3="http://schemas.microsoft.com/office/drawing/2016/5/9/chartex" xmlns:cx4="http://schemas.microsoft.com/office/drawing/2016/5/10/chartex" xmlns:cx5="http://schemas.microsoft.com/office/drawing/2016/5/11/chartex" xmlns:cx6="http://schemas.microsoft.com/office/drawing/2016/5/12/chartex" xmlns:cx7="http://schemas.microsoft.com/office/drawing/2016/5/13/chartex" xmlns:cx8="http://schemas.microsoft.com/office/drawing/2016/5/14/chartex" xmlns:mc="http://schemas.openxmlformats.org/markup-compatibility/2006" xmlns:aink="http://schemas.microsoft.com/office/drawing/2016/ink" xmlns:am3d="http://schemas.microsoft.com/office/drawing/2017/model3d" xmlns:o="urn:schemas-microsoft-com:office:office" xmlns:r="http://schemas.openxmlformats.org/officeDocument/2006/relationships" xmlns:m="http://schemas.openxmlformats.org/officeDocument/2006/math" xmlns:v="urn:schemas-microsoft-com:vml" xmlns:wp14="http://schemas.microsoft.com/office/word/2010/wordprocessingDrawing" xmlns:wp="http://schemas.openxmlformats.org/drawingml/2006/wordprocessingDrawing" xmlns:w10="urn:schemas-microsoft-com:office:word" xmlns:w="http://schemas.openxmlformats.org/wordprocessingml/2006/main" xmlns:w14="http://schemas.microsoft.com/office/word/2010/wordml" xmlns:w15="http://schemas.microsoft.com/office/word/2012/wordml" xmlns:w16cid="http://schemas.microsoft.com/office/word/2016/wordml/cid" xmlns:w16se="http://schemas.microsoft.com/office/word/2015/wordml/symex" xmlns:wpg="http://schemas.microsoft.com/office/word/2010/wordprocessingGroup" xmlns:wpi="http://schemas.microsoft.com/office/word/2010/wordprocessingInk" xmlns:wne="http://schemas.microsoft.com/office/word/2006/wordml" xmlns:wps="http://schemas.microsoft.com/office/word/2010/wordprocessingShape" mc:Ignorable="w14 w15 w16se w16cid wp14">
+  <w:abstractNum w:abstractNumId="0" w15:restartNumberingAfterBreak="0">
     <w:nsid w:val="02731697"/>
     <w:multiLevelType w:val="multilevel"/>
     <w:tmpl w:val="891423E6"/>
@@ -1514,7 +1471,7 @@
       </w:rPr>
     </w:lvl>
   </w:abstractNum>
-  <w:abstractNum w:abstractNumId="1">
+  <w:abstractNum w:abstractNumId="1" w15:restartNumberingAfterBreak="0">
     <w:nsid w:val="0CAB3955"/>
     <w:multiLevelType w:val="multilevel"/>
     <w:tmpl w:val="6D3AC5DA"/>
@@ -1663,7 +1620,7 @@
       </w:rPr>
     </w:lvl>
   </w:abstractNum>
-  <w:abstractNum w:abstractNumId="2">
+  <w:abstractNum w:abstractNumId="2" w15:restartNumberingAfterBreak="0">
     <w:nsid w:val="37C36290"/>
     <w:multiLevelType w:val="multilevel"/>
     <w:tmpl w:val="D382E1E2"/>
@@ -1812,7 +1769,7 @@
       </w:rPr>
     </w:lvl>
   </w:abstractNum>
-  <w:abstractNum w:abstractNumId="3">
+  <w:abstractNum w:abstractNumId="3" w15:restartNumberingAfterBreak="0">
     <w:nsid w:val="49C548B9"/>
     <w:multiLevelType w:val="multilevel"/>
     <w:tmpl w:val="2A207B7E"/>
@@ -1961,7 +1918,7 @@
       </w:rPr>
     </w:lvl>
   </w:abstractNum>
-  <w:abstractNum w:abstractNumId="4">
+  <w:abstractNum w:abstractNumId="4" w15:restartNumberingAfterBreak="0">
     <w:nsid w:val="4E560C26"/>
     <w:multiLevelType w:val="multilevel"/>
     <w:tmpl w:val="9CDAD386"/>
@@ -2110,7 +2067,7 @@
       </w:rPr>
     </w:lvl>
   </w:abstractNum>
-  <w:abstractNum w:abstractNumId="5">
+  <w:abstractNum w:abstractNumId="5" w15:restartNumberingAfterBreak="0">
     <w:nsid w:val="516273CF"/>
     <w:multiLevelType w:val="multilevel"/>
     <w:tmpl w:val="2F9CC1F6"/>
@@ -2259,7 +2216,7 @@
       </w:rPr>
     </w:lvl>
   </w:abstractNum>
-  <w:abstractNum w:abstractNumId="6">
+  <w:abstractNum w:abstractNumId="6" w15:restartNumberingAfterBreak="0">
     <w:nsid w:val="5FCA1AF2"/>
     <w:multiLevelType w:val="multilevel"/>
     <w:tmpl w:val="FEC8E082"/>
@@ -2408,7 +2365,7 @@
       </w:rPr>
     </w:lvl>
   </w:abstractNum>
-  <w:abstractNum w:abstractNumId="7">
+  <w:abstractNum w:abstractNumId="7" w15:restartNumberingAfterBreak="0">
     <w:nsid w:val="670D2BD4"/>
     <w:multiLevelType w:val="multilevel"/>
     <w:tmpl w:val="3B98AD40"/>
@@ -2557,7 +2514,7 @@
       </w:rPr>
     </w:lvl>
   </w:abstractNum>
-  <w:abstractNum w:abstractNumId="8">
+  <w:abstractNum w:abstractNumId="8" w15:restartNumberingAfterBreak="0">
     <w:nsid w:val="67991CDE"/>
     <w:multiLevelType w:val="hybridMultilevel"/>
     <w:tmpl w:val="485C502C"/>
@@ -2670,7 +2627,7 @@
       </w:rPr>
     </w:lvl>
   </w:abstractNum>
-  <w:abstractNum w:abstractNumId="9">
+  <w:abstractNum w:abstractNumId="9" w15:restartNumberingAfterBreak="0">
     <w:nsid w:val="758836C2"/>
     <w:multiLevelType w:val="multilevel"/>
     <w:tmpl w:val="E1C8765C"/>
@@ -2819,7 +2776,7 @@
       </w:rPr>
     </w:lvl>
   </w:abstractNum>
-  <w:abstractNum w:abstractNumId="10">
+  <w:abstractNum w:abstractNumId="10" w15:restartNumberingAfterBreak="0">
     <w:nsid w:val="7ABC40FB"/>
     <w:multiLevelType w:val="multilevel"/>
     <w:tmpl w:val="421C7B70"/>
@@ -2968,7 +2925,7 @@
       </w:rPr>
     </w:lvl>
   </w:abstractNum>
-  <w:abstractNum w:abstractNumId="11">
+  <w:abstractNum w:abstractNumId="11" w15:restartNumberingAfterBreak="0">
     <w:nsid w:val="7CE710A5"/>
     <w:multiLevelType w:val="multilevel"/>
     <w:tmpl w:val="8D3804CE"/>
@@ -3157,7 +3114,7 @@
 </file>
 
 <file path=word/styles.xml><?xml version="1.0" encoding="utf-8"?>
-<w:styles xmlns:mc="http://schemas.openxmlformats.org/markup-compatibility/2006" xmlns:r="http://schemas.openxmlformats.org/officeDocument/2006/relationships" xmlns:w="http://schemas.openxmlformats.org/wordprocessingml/2006/main" xmlns:w14="http://schemas.microsoft.com/office/word/2010/wordml" xmlns:w15="http://schemas.microsoft.com/office/word/2012/wordml" mc:Ignorable="w14 w15">
+<w:styles xmlns:mc="http://schemas.openxmlformats.org/markup-compatibility/2006" xmlns:r="http://schemas.openxmlformats.org/officeDocument/2006/relationships" xmlns:w="http://schemas.openxmlformats.org/wordprocessingml/2006/main" xmlns:w14="http://schemas.microsoft.com/office/word/2010/wordml" xmlns:w15="http://schemas.microsoft.com/office/word/2012/wordml" xmlns:w16cid="http://schemas.microsoft.com/office/word/2016/wordml/cid" xmlns:w16se="http://schemas.microsoft.com/office/word/2015/wordml/symex" mc:Ignorable="w14 w15 w16se w16cid">
   <w:docDefaults>
     <w:rPrDefault>
       <w:rPr>
@@ -3173,7 +3130,7 @@
       </w:pPr>
     </w:pPrDefault>
   </w:docDefaults>
-  <w:latentStyles w:defLockedState="0" w:defUIPriority="99" w:defSemiHidden="0" w:defUnhideWhenUsed="0" w:defQFormat="0" w:count="371">
+  <w:latentStyles w:defLockedState="0" w:defUIPriority="99" w:defSemiHidden="0" w:defUnhideWhenUsed="0" w:defQFormat="0" w:count="375">
     <w:lsdException w:name="Normal" w:uiPriority="0" w:qFormat="1"/>
     <w:lsdException w:name="heading 1" w:uiPriority="9" w:qFormat="1"/>
     <w:lsdException w:name="heading 2" w:semiHidden="1" w:uiPriority="9" w:unhideWhenUsed="1" w:qFormat="1"/>
@@ -3279,7 +3236,6 @@
     <w:lsdException w:name="HTML Sample" w:semiHidden="1" w:unhideWhenUsed="1"/>
     <w:lsdException w:name="HTML Typewriter" w:semiHidden="1" w:unhideWhenUsed="1"/>
     <w:lsdException w:name="HTML Variable" w:semiHidden="1" w:unhideWhenUsed="1"/>
-    <w:lsdException w:name="Normal Table" w:semiHidden="1" w:unhideWhenUsed="1"/>
     <w:lsdException w:name="annotation subject" w:semiHidden="1" w:unhideWhenUsed="1"/>
     <w:lsdException w:name="No List" w:semiHidden="1" w:unhideWhenUsed="1"/>
     <w:lsdException w:name="Outline List 1" w:semiHidden="1" w:unhideWhenUsed="1"/>
@@ -3323,10 +3279,8 @@
     <w:lsdException w:name="Table Elegant" w:semiHidden="1" w:unhideWhenUsed="1"/>
     <w:lsdException w:name="Table Professional" w:semiHidden="1" w:unhideWhenUsed="1"/>
     <w:lsdException w:name="Table Subtle 1" w:semiHidden="1" w:unhideWhenUsed="1"/>
-    <w:lsdException w:name="Table Subtle 2" w:semiHidden="1" w:unhideWhenUsed="1"/>
     <w:lsdException w:name="Table Web 1" w:semiHidden="1" w:unhideWhenUsed="1"/>
     <w:lsdException w:name="Table Web 2" w:semiHidden="1" w:unhideWhenUsed="1"/>
-    <w:lsdException w:name="Table Web 3" w:semiHidden="1" w:unhideWhenUsed="1"/>
     <w:lsdException w:name="Balloon Text" w:semiHidden="1" w:unhideWhenUsed="1"/>
     <w:lsdException w:name="Table Grid" w:uiPriority="39"/>
     <w:lsdException w:name="Table Theme" w:semiHidden="1" w:unhideWhenUsed="1"/>
@@ -3545,6 +3499,10 @@
     <w:lsdException w:name="List Table 5 Dark Accent 6" w:uiPriority="50"/>
     <w:lsdException w:name="List Table 6 Colorful Accent 6" w:uiPriority="51"/>
     <w:lsdException w:name="List Table 7 Colorful Accent 6" w:uiPriority="52"/>
+    <w:lsdException w:name="Mention" w:semiHidden="1" w:unhideWhenUsed="1"/>
+    <w:lsdException w:name="Smart Hyperlink" w:semiHidden="1" w:unhideWhenUsed="1"/>
+    <w:lsdException w:name="Hashtag" w:semiHidden="1" w:unhideWhenUsed="1"/>
+    <w:lsdException w:name="Unresolved Mention" w:semiHidden="1" w:unhideWhenUsed="1"/>
   </w:latentStyles>
   <w:style w:type="paragraph" w:default="1" w:styleId="Normal">
     <w:name w:val="Normal"/>
@@ -3782,7 +3740,6 @@
       <w:spacing w:after="0" w:line="240" w:lineRule="auto"/>
     </w:pPr>
     <w:tblPr>
-      <w:tblInd w:w="0" w:type="dxa"/>
       <w:tblBorders>
         <w:top w:val="single" w:sz="4" w:space="0" w:color="auto"/>
         <w:left w:val="single" w:sz="4" w:space="0" w:color="auto"/>
@@ -3791,12 +3748,6 @@
         <w:insideH w:val="single" w:sz="4" w:space="0" w:color="auto"/>
         <w:insideV w:val="single" w:sz="4" w:space="0" w:color="auto"/>
       </w:tblBorders>
-      <w:tblCellMar>
-        <w:top w:w="0" w:type="dxa"/>
-        <w:left w:w="108" w:type="dxa"/>
-        <w:bottom w:w="0" w:type="dxa"/>
-        <w:right w:w="108" w:type="dxa"/>
-      </w:tblCellMar>
     </w:tblPr>
   </w:style>
   <w:style w:type="paragraph" w:styleId="BalloonText">
